--- a/docs/grants/sedgwick-rfp-26-0028/docx-export/compliance-crosswalk.docx
+++ b/docs/grants/sedgwick-rfp-26-0028/docx-export/compliance-crosswalk.docx
@@ -873,7 +873,7 @@
                 <w:b/>
                 <w:bCs/>
               </w:rPr>
-              <w:t xml:space="preserve">REQUIRED even if "none known." Checklist item C: "Add explicit Conflict of Interest disclosure in Section 11." Dr. Vann's spouse (Iasis Christian Center) is COI-adjacent on City of Wichita — not Sedgwick County BoCC, but disclose proactively per Iron Rule.</w:t>
+              <w:t xml:space="preserve">REQUIRED even if "none known." Section 11 disclosure: (1) None of the four contracting entities (Love Clinic Prime, HIS, TCAF, Vanntastic) has a property or financial interest in the project area or a relationship with the Sedgwick County BoCC or County staff that constitutes a conflict on this RFP. (2) Dr. Vann holds a current seat on the Sedgwick County Mental Health Advisory Board — disclosed for transparency; the MH Advisory Board has no procurement, evaluation, or oversight authority over RFP #26-0028 (administered by County Purchasing + HR). (3) Vanntastic-affiliated non-contracting entities (Sistahs Can We Talk 501(c)(3); Iasis Christian Center, where her husband Pastor William Vann is Senior Pastor; BaM Group LLC co-owned with husband) are not contracting on this proposal and no data from those entities is used in service delivery — captured here per honest-disclosure principle.</w:t>
             </w:r>
           </w:p>
         </w:tc>
